--- a/tfl/tables/T-VS-02.docx
+++ b/tfl/tables/T-VS-02.docx
@@ -1674,7 +1674,7 @@
           <w:szCs w:val="14"/>
           <w:color w:val="C0392B"/>
         </w:rPr>
-        <w:t xml:space="preserve">DRAFT — produced 2026-05-17 — synthetic data, NOT for regulatory submission</w:t>
+        <w:t xml:space="preserve">DRAFT — produced 2026-06-05 — synthetic data, NOT for regulatory submission</w:t>
       </w:r>
     </w:p>
     <w:sectPr>

--- a/tfl/tables/T-VS-02.docx
+++ b/tfl/tables/T-VS-02.docx
@@ -129,7 +129,7 @@
           <w:szCs w:val="18"/>
           <w:color w:val="444444"/>
         </w:rPr>
-        <w:t xml:space="preserve">Safety Population with ≥1 post-baseline weight (N=447)</w:t>
+        <w:t xml:space="preserve">Safety Population with ≥1 post-baseline weight (N=449)</w:t>
       </w:r>
     </w:p>
     <w:p>
@@ -288,7 +288,7 @@
                 <w:szCs w:val="18"/>
                 <w:color w:val="FFFFFF"/>
               </w:rPr>
-              <w:t xml:space="preserve">(N=224)</w:t>
+              <w:t xml:space="preserve">(N=225)</w:t>
             </w:r>
           </w:p>
         </w:tc>
@@ -369,7 +369,7 @@
                 <w:szCs w:val="18"/>
                 <w:color w:val="FFFFFF"/>
               </w:rPr>
-              <w:t xml:space="preserve">(N=223)</w:t>
+              <w:t xml:space="preserve">(N=224)</w:t>
             </w:r>
           </w:p>
         </w:tc>
@@ -654,7 +654,7 @@
                 <w:szCs w:val="18"/>
                 <w:color w:val="000000"/>
               </w:rPr>
-              <w:t xml:space="preserve">34 (15.2)</w:t>
+              <w:t xml:space="preserve">34 (15.1)</w:t>
             </w:r>
           </w:p>
         </w:tc>
@@ -824,7 +824,7 @@
                 <w:szCs w:val="18"/>
                 <w:color w:val="000000"/>
               </w:rPr>
-              <w:t xml:space="preserve">68 (30.4)</w:t>
+              <w:t xml:space="preserve">68 (30.2)</w:t>
             </w:r>
           </w:p>
         </w:tc>
@@ -879,7 +879,7 @@
                 <w:szCs w:val="18"/>
                 <w:color w:val="000000"/>
               </w:rPr>
-              <w:t xml:space="preserve">45 (20.2)</w:t>
+              <w:t xml:space="preserve">45 (20.1)</w:t>
             </w:r>
           </w:p>
         </w:tc>
@@ -994,7 +994,7 @@
                 <w:szCs w:val="18"/>
                 <w:color w:val="000000"/>
               </w:rPr>
-              <w:t xml:space="preserve">122 (54.5)</w:t>
+              <w:t xml:space="preserve">123 (54.7)</w:t>
             </w:r>
           </w:p>
         </w:tc>
@@ -1049,7 +1049,7 @@
                 <w:szCs w:val="18"/>
                 <w:color w:val="000000"/>
               </w:rPr>
-              <w:t xml:space="preserve">167 (74.9)</w:t>
+              <w:t xml:space="preserve">168 (75.0)</w:t>
             </w:r>
           </w:p>
         </w:tc>
@@ -1674,7 +1674,7 @@
           <w:szCs w:val="14"/>
           <w:color w:val="C0392B"/>
         </w:rPr>
-        <w:t xml:space="preserve">DRAFT — produced 2026-06-05 — synthetic data, NOT for regulatory submission</w:t>
+        <w:t xml:space="preserve">DRAFT — produced 2026-07-19 — synthetic data, NOT for regulatory submission</w:t>
       </w:r>
     </w:p>
     <w:sectPr>
